--- a/docs/Короткие_инструкции/docx/S2_Как_запустить_режим_картографирования_для_симуляции.docx
+++ b/docs/Короткие_инструкции/docx/S2_Как_запустить_режим_картографирования_для_симуляции.docx
@@ -38,44 +38,85 @@
         <w:bidi w:val="0"/>
         <w:rPr>
           <w:rFonts w:hint="default"/>
+          <w:lang w:val="ru-RU"/>
+        </w:rPr>
+      </w:pPr>
+      <w:r>
+        <w:rPr>
+          <w:rFonts w:hint="default"/>
           <w:lang w:val="en-US"/>
         </w:rPr>
-      </w:pPr>
+        <w:t xml:space="preserve">Как запустить режим картографирования для </w:t>
+      </w:r>
+      <w:r>
+        <w:rPr>
+          <w:rFonts w:hint="default"/>
+          <w:lang w:val="ru-RU"/>
+        </w:rPr>
+        <w:t xml:space="preserve">симуляции </w:t>
+      </w:r>
       <w:r>
         <w:rPr>
           <w:rFonts w:hint="default"/>
           <w:lang w:val="en-US"/>
         </w:rPr>
-        <w:t xml:space="preserve">Как запустить режим картографирования для </w:t>
-      </w:r>
-      <w:r>
-        <w:rPr>
-          <w:rFonts w:hint="default"/>
-          <w:lang w:val="ru-RU"/>
-        </w:rPr>
-        <w:t xml:space="preserve">симуляции </w:t>
+        <w:t xml:space="preserve">mirea_jetbot </w:t>
+      </w:r>
+      <w:r>
+        <w:rPr>
+          <w:rFonts w:hint="default"/>
+          <w:lang w:val="ru-RU"/>
+        </w:rPr>
+        <w:t>в среде моделирования</w:t>
       </w:r>
       <w:r>
         <w:rPr>
           <w:rFonts w:hint="default"/>
           <w:lang w:val="en-US"/>
         </w:rPr>
-        <w:t xml:space="preserve">mirea_jetbot </w:t>
-      </w:r>
-      <w:r>
-        <w:rPr>
-          <w:rFonts w:hint="default"/>
-          <w:lang w:val="ru-RU"/>
-        </w:rPr>
-        <w:t>в среде моделирования</w:t>
-      </w:r>
-      <w:r>
-        <w:rPr>
-          <w:rFonts w:hint="default"/>
-          <w:lang w:val="en-US"/>
-        </w:rPr>
         <w:t xml:space="preserve"> Gazebo</w:t>
       </w:r>
+      <w:r>
+        <w:rPr>
+          <w:rFonts w:hint="default"/>
+          <w:lang w:val="ru-RU"/>
+        </w:rPr>
+        <w:t xml:space="preserve"> (шаг [S2])</w:t>
+      </w:r>
+    </w:p>
+    <w:p>
+      <w:pPr>
+        <w:bidi w:val="0"/>
+        <w:rPr>
+          <w:rFonts w:hint="default"/>
+          <w:lang w:val="ru-RU"/>
+        </w:rPr>
+      </w:pPr>
+      <w:r>
+        <w:rPr>
+          <w:rFonts w:hint="default"/>
+          <w:b/>
+          <w:bCs/>
+          <w:lang w:val="ru-RU"/>
+        </w:rPr>
+        <w:t xml:space="preserve">Цель: </w:t>
+      </w:r>
+      <w:r>
+        <w:rPr>
+          <w:rFonts w:hint="default"/>
+          <w:lang w:val="ru-RU"/>
+        </w:rPr>
+        <w:t>Создать карту виртуального полигона с помощью робота jetbot_mirea в среде моделирования Gazebo, используя SLAM (slam_toolbox). Полученная карта потребуется для автономной навигации в симуляции.</w:t>
+      </w:r>
+    </w:p>
+    <w:p>
+      <w:pPr>
+        <w:bidi w:val="0"/>
+        <w:rPr>
+          <w:rFonts w:hint="default"/>
+          <w:lang w:val="ru-RU"/>
+        </w:rPr>
+      </w:pPr>
     </w:p>
     <w:p>
       <w:pPr>
@@ -91,22 +132,7 @@
           <w:rFonts w:hint="default"/>
           <w:lang w:val="ru-RU"/>
         </w:rPr>
-        <w:t>На комтьютере-хосте</w:t>
-      </w:r>
-    </w:p>
-    <w:p>
-      <w:pPr>
-        <w:rPr>
-          <w:rFonts w:hint="default"/>
-          <w:lang w:val="ru-RU"/>
-        </w:rPr>
-      </w:pPr>
-      <w:r>
-        <w:rPr>
-          <w:rFonts w:hint="default"/>
-          <w:lang w:val="ru-RU"/>
-        </w:rPr>
-        <w:t>Компьютером-хостом может быть как Ваш компьютер, как и лабораторный ПК.</w:t>
+        <w:t>Необходимые условия</w:t>
       </w:r>
     </w:p>
     <w:p>
@@ -115,18 +141,256 @@
           <w:ilvl w:val="0"/>
           <w:numId w:val="1"/>
         </w:numPr>
+        <w:bidi w:val="0"/>
+        <w:ind w:left="420" w:leftChars="0" w:hanging="420" w:firstLineChars="0"/>
+        <w:rPr>
+          <w:rFonts w:hint="default"/>
+          <w:lang w:val="ru-RU"/>
+        </w:rPr>
+      </w:pPr>
+      <w:r>
+        <w:rPr>
+          <w:rFonts w:hint="default"/>
+          <w:lang w:val="ru-RU"/>
+        </w:rPr>
+        <w:t>Выполнен шаг [A1] – развёртывание репозитория с ПО.</w:t>
+      </w:r>
+    </w:p>
+    <w:p>
+      <w:pPr>
+        <w:numPr>
+          <w:ilvl w:val="0"/>
+          <w:numId w:val="1"/>
+        </w:numPr>
+        <w:bidi w:val="0"/>
+        <w:ind w:left="420" w:leftChars="0" w:hanging="420" w:firstLineChars="0"/>
+        <w:rPr>
+          <w:rFonts w:hint="default"/>
+          <w:lang w:val="ru-RU"/>
+        </w:rPr>
+      </w:pPr>
+      <w:r>
+        <w:rPr>
+          <w:rFonts w:hint="default"/>
+          <w:b/>
+          <w:bCs/>
+          <w:lang w:val="ru-RU"/>
+        </w:rPr>
+        <w:t xml:space="preserve">Обязательно </w:t>
+      </w:r>
+      <w:r>
+        <w:rPr>
+          <w:rFonts w:hint="default"/>
+          <w:lang w:val="ru-RU"/>
+        </w:rPr>
+        <w:t>выполнен шаг [S1] – базовая симуляция запускается без ошибок (S1_Запуск_симуляции.pdf).</w:t>
+      </w:r>
+    </w:p>
+    <w:p>
+      <w:pPr>
+        <w:numPr>
+          <w:ilvl w:val="0"/>
+          <w:numId w:val="1"/>
+        </w:numPr>
+        <w:bidi w:val="0"/>
+        <w:ind w:left="420" w:leftChars="0" w:hanging="420" w:firstLineChars="0"/>
+        <w:rPr>
+          <w:rFonts w:hint="default"/>
+          <w:lang w:val="ru-RU"/>
+        </w:rPr>
+      </w:pPr>
+      <w:r>
+        <w:rPr>
+          <w:rFonts w:hint="default"/>
+          <w:lang w:val="ru-RU"/>
+        </w:rPr>
+        <w:t>Рабочее пространство jetbot_ws подгружено (source выполнен автоматически или вручную).</w:t>
+      </w:r>
+    </w:p>
+    <w:p>
+      <w:pPr>
+        <w:rPr>
+          <w:rFonts w:hint="default"/>
+          <w:lang w:val="ru-RU"/>
+        </w:rPr>
+      </w:pPr>
+    </w:p>
+    <w:p>
+      <w:pPr>
+        <w:pStyle w:val="3"/>
+        <w:bidi w:val="0"/>
+        <w:rPr>
+          <w:rFonts w:hint="default"/>
+          <w:lang w:val="ru-RU"/>
+        </w:rPr>
+      </w:pPr>
+      <w:r>
+        <w:rPr>
+          <w:rFonts w:hint="default"/>
+          <w:lang w:val="ru-RU"/>
+        </w:rPr>
+        <w:t>Пошаговая инструкция</w:t>
+      </w:r>
+    </w:p>
+    <w:p>
+      <w:pPr>
+        <w:numPr>
+          <w:ilvl w:val="0"/>
+          <w:numId w:val="2"/>
+        </w:numPr>
+        <w:bidi w:val="0"/>
         <w:ind w:left="-9" w:leftChars="0" w:firstLine="9" w:firstLineChars="0"/>
         <w:rPr>
           <w:rFonts w:hint="default"/>
-          <w:lang w:val="ru-RU"/>
-        </w:rPr>
-      </w:pPr>
-      <w:r>
-        <w:rPr>
-          <w:rFonts w:hint="default"/>
-          <w:lang w:val="ru-RU"/>
-        </w:rPr>
-        <w:t xml:space="preserve">Запустите симуляцию </w:t>
+          <w:lang w:val="en-US"/>
+        </w:rPr>
+      </w:pPr>
+      <w:r>
+        <w:rPr>
+          <w:rFonts w:hint="default"/>
+          <w:lang w:val="ru-RU"/>
+        </w:rPr>
+        <w:t>Запустите базовую симуляцию</w:t>
+      </w:r>
+    </w:p>
+    <w:p>
+      <w:pPr>
+        <w:numPr>
+          <w:numId w:val="0"/>
+        </w:numPr>
+        <w:bidi w:val="0"/>
+        <w:ind w:leftChars="0"/>
+        <w:rPr>
+          <w:rFonts w:hint="default"/>
+          <w:lang w:val="en-US"/>
+        </w:rPr>
+      </w:pPr>
+      <w:r>
+        <w:rPr>
+          <w:rFonts w:hint="default"/>
+          <w:lang w:val="en-US"/>
+        </w:rPr>
+        <w:t>Откройте новый терминал и выполните:</w:t>
+      </w:r>
+    </w:p>
+    <w:p>
+      <w:pPr>
+        <w:pStyle w:val="20"/>
+        <w:bidi w:val="0"/>
+        <w:rPr>
+          <w:rFonts w:hint="default"/>
+          <w:lang w:val="en-US"/>
+        </w:rPr>
+      </w:pPr>
+      <w:r>
+        <w:rPr>
+          <w:rFonts w:hint="default"/>
+          <w:lang w:val="en-US"/>
+        </w:rPr>
+        <w:t>ros2 launch jetbot_mirea_description gazebo.launch.py</w:t>
+      </w:r>
+    </w:p>
+    <w:p>
+      <w:pPr>
+        <w:numPr>
+          <w:numId w:val="0"/>
+        </w:numPr>
+        <w:bidi w:val="0"/>
+        <w:ind w:leftChars="0" w:firstLine="720" w:firstLineChars="0"/>
+        <w:rPr>
+          <w:rFonts w:hint="default"/>
+          <w:lang w:val="en-US"/>
+        </w:rPr>
+      </w:pPr>
+      <w:r>
+        <w:rPr>
+          <w:rFonts w:hint="default"/>
+          <w:lang w:val="en-US"/>
+        </w:rPr>
+        <w:t>Дождитесь полной загрузки Gazebo и Rviz. Оставьте этот терминал открытым.</w:t>
+      </w:r>
+    </w:p>
+    <w:p>
+      <w:pPr>
+        <w:numPr>
+          <w:numId w:val="0"/>
+        </w:numPr>
+        <w:bidi w:val="0"/>
+        <w:ind w:leftChars="0" w:firstLine="720" w:firstLineChars="0"/>
+        <w:rPr>
+          <w:rFonts w:hint="default"/>
+          <w:lang w:val="en-US"/>
+        </w:rPr>
+      </w:pPr>
+    </w:p>
+    <w:p>
+      <w:pPr>
+        <w:numPr>
+          <w:ilvl w:val="0"/>
+          <w:numId w:val="2"/>
+        </w:numPr>
+        <w:bidi w:val="0"/>
+        <w:ind w:left="-9" w:leftChars="0" w:firstLine="9" w:firstLineChars="0"/>
+        <w:rPr>
+          <w:rFonts w:hint="default"/>
+          <w:lang w:val="en-US"/>
+        </w:rPr>
+      </w:pPr>
+      <w:r>
+        <w:rPr>
+          <w:rFonts w:hint="default"/>
+          <w:lang w:val="ru-RU"/>
+        </w:rPr>
+        <w:t>Фильтр ограничивает угол сканирования лидара, чтобы робот не видел собственные части. В новом терминале выполните:</w:t>
+      </w:r>
+    </w:p>
+    <w:p>
+      <w:pPr>
+        <w:pStyle w:val="20"/>
+        <w:bidi w:val="0"/>
+        <w:rPr>
+          <w:rFonts w:hint="default"/>
+          <w:lang w:val="ru-RU"/>
+        </w:rPr>
+      </w:pPr>
+      <w:r>
+        <w:rPr>
+          <w:rFonts w:hint="default"/>
+          <w:lang w:val="en-US"/>
+        </w:rPr>
+        <w:t xml:space="preserve">ros2 launch lidar_filter filter.launch.py </w:t>
+      </w:r>
+    </w:p>
+    <w:p>
+      <w:pPr>
+        <w:numPr>
+          <w:numId w:val="0"/>
+        </w:numPr>
+        <w:ind w:leftChars="0"/>
+        <w:rPr>
+          <w:rFonts w:hint="default"/>
+          <w:lang w:val="ru-RU"/>
+        </w:rPr>
+      </w:pPr>
+    </w:p>
+    <w:p>
+      <w:pPr>
+        <w:numPr>
+          <w:ilvl w:val="0"/>
+          <w:numId w:val="2"/>
+        </w:numPr>
+        <w:ind w:left="-9" w:leftChars="0" w:firstLine="9" w:firstLineChars="0"/>
+        <w:rPr>
+          <w:rFonts w:hint="default"/>
+          <w:lang w:val="ru-RU"/>
+        </w:rPr>
+      </w:pPr>
+      <w:r>
+        <w:rPr>
+          <w:rFonts w:hint="default"/>
+          <w:lang w:val="ru-RU"/>
+        </w:rPr>
+        <w:t>Запустите стек картографирования из slam-toolbox. В ещё одном терминале выполните команду с выбором конфигурации для симуляции и навигации</w:t>
       </w:r>
       <w:bookmarkStart w:id="1" w:name="_GoBack"/>
       <w:bookmarkEnd w:id="1"/>
@@ -135,137 +399,7 @@
           <w:rFonts w:hint="default"/>
           <w:lang w:val="ru-RU"/>
         </w:rPr>
-        <w:t xml:space="preserve">робота </w:t>
-      </w:r>
-      <w:r>
-        <w:rPr>
-          <w:rFonts w:hint="default"/>
-          <w:lang w:val="en-US"/>
-        </w:rPr>
-        <w:t>jetbot_mirea</w:t>
-      </w:r>
-      <w:r>
-        <w:rPr>
-          <w:rFonts w:hint="default"/>
-          <w:lang w:val="ru-RU"/>
-        </w:rPr>
-        <w:t xml:space="preserve"> в среде моделирования </w:t>
-      </w:r>
-      <w:r>
-        <w:rPr>
-          <w:rFonts w:hint="default"/>
-          <w:lang w:val="en-US"/>
-        </w:rPr>
-        <w:t xml:space="preserve">Gazebo. </w:t>
-      </w:r>
-      <w:r>
-        <w:rPr>
-          <w:rFonts w:hint="default"/>
-          <w:lang w:val="ru-RU"/>
-        </w:rPr>
-        <w:t>Как это сделать написано в «Коротких инструкциях» в файле «1_Как_запустить_симуляцию.</w:t>
-      </w:r>
-      <w:r>
-        <w:rPr>
-          <w:rFonts w:hint="default"/>
-          <w:lang w:val="en-US"/>
-        </w:rPr>
-        <w:t>pdf</w:t>
-      </w:r>
-      <w:r>
-        <w:rPr>
-          <w:rFonts w:hint="default"/>
-          <w:lang w:val="ru-RU"/>
-        </w:rPr>
-        <w:t xml:space="preserve">», дополнения выполнять </w:t>
-      </w:r>
-      <w:r>
-        <w:rPr>
-          <w:rFonts w:hint="default"/>
-          <w:b/>
-          <w:bCs/>
-          <w:lang w:val="ru-RU"/>
-        </w:rPr>
-        <w:t>не</w:t>
-      </w:r>
-      <w:r>
-        <w:rPr>
-          <w:rFonts w:hint="default"/>
-          <w:lang w:val="ru-RU"/>
-        </w:rPr>
-        <w:t xml:space="preserve"> нужно.</w:t>
-      </w:r>
-    </w:p>
-    <w:p>
-      <w:pPr>
-        <w:numPr>
-          <w:ilvl w:val="0"/>
-          <w:numId w:val="1"/>
-        </w:numPr>
-        <w:bidi w:val="0"/>
-        <w:ind w:left="-9" w:leftChars="0" w:firstLine="9" w:firstLineChars="0"/>
-        <w:rPr>
-          <w:rFonts w:hint="default"/>
-          <w:lang w:val="en-US"/>
-        </w:rPr>
-      </w:pPr>
-      <w:r>
-        <w:rPr>
-          <w:rFonts w:hint="default"/>
-          <w:lang w:val="ru-RU"/>
-        </w:rPr>
-        <w:t>Запустите фильтр лидара (ограничивает угол сканирования лидара так, чтобы робот не видел на скане собственные части). Для  этого откроем новый терминал и выполним команду:</w:t>
-      </w:r>
-    </w:p>
-    <w:p>
-      <w:pPr>
-        <w:pStyle w:val="20"/>
-        <w:bidi w:val="0"/>
-        <w:rPr>
-          <w:rFonts w:hint="default"/>
-          <w:lang w:val="ru-RU"/>
-        </w:rPr>
-      </w:pPr>
-      <w:r>
-        <w:rPr>
-          <w:rFonts w:hint="default"/>
-          <w:lang w:val="en-US"/>
-        </w:rPr>
-        <w:t xml:space="preserve">ros2 launch lidar_filter filter.launch.py </w:t>
-      </w:r>
-    </w:p>
-    <w:p>
-      <w:pPr>
-        <w:numPr>
-          <w:ilvl w:val="0"/>
-          <w:numId w:val="1"/>
-        </w:numPr>
-        <w:ind w:left="-9" w:leftChars="0" w:firstLine="9" w:firstLineChars="0"/>
-        <w:rPr>
-          <w:rFonts w:hint="default"/>
-          <w:lang w:val="ru-RU"/>
-        </w:rPr>
-      </w:pPr>
-      <w:r>
-        <w:rPr>
-          <w:rFonts w:hint="default"/>
-          <w:lang w:val="ru-RU"/>
-        </w:rPr>
-        <w:t>Запустите стек картографирования из slam-toolbox с необходимым конфигурационным файлом. Для</w:t>
-      </w:r>
-      <w:r>
-        <w:rPr>
-          <w:rFonts w:hint="default"/>
-          <w:lang w:val="en-US"/>
-        </w:rPr>
-        <w:t xml:space="preserve"> </w:t>
-      </w:r>
-      <w:r>
-        <w:rPr>
-          <w:rFonts w:hint="default"/>
-          <w:lang w:val="ru-RU"/>
-        </w:rPr>
-        <w:t>этого откроем новый терминал и выполним команду:</w:t>
+        <w:t>:</w:t>
       </w:r>
     </w:p>
     <w:p>
@@ -286,32 +420,14 @@
           <w:szCs w:val="16"/>
           <w:lang w:val="ru-RU"/>
         </w:rPr>
-        <w:t>ros2 launch completed_scripts_jetbot mapping.launch.py config_choice:='</w:t>
-      </w:r>
-      <w:r>
-        <w:rPr>
-          <w:rFonts w:hint="default"/>
-          <w:sz w:val="20"/>
-          <w:szCs w:val="16"/>
-          <w:lang w:val="en-US"/>
-        </w:rPr>
-        <w:t>2</w:t>
-      </w:r>
-      <w:r>
-        <w:rPr>
-          <w:rFonts w:hint="default"/>
-          <w:sz w:val="20"/>
-          <w:szCs w:val="16"/>
-          <w:lang w:val="ru-RU"/>
-        </w:rPr>
-        <w:t>'</w:t>
+        <w:t>ros2 launch completed_scripts_jetbot mapping.launch.py config_choice:='navigation_2'</w:t>
       </w:r>
     </w:p>
     <w:p>
       <w:pPr>
         <w:numPr>
           <w:ilvl w:val="0"/>
-          <w:numId w:val="1"/>
+          <w:numId w:val="2"/>
         </w:numPr>
         <w:ind w:left="-9" w:leftChars="0" w:firstLine="9" w:firstLineChars="0"/>
         <w:rPr>
@@ -324,7 +440,7 @@
           <w:rFonts w:hint="default"/>
           <w:lang w:val="ru-RU"/>
         </w:rPr>
-        <w:t>Запустите ноду телеуправления, которая позволяет с помощью клавиатуры управлять линейной и угловой скоростью робота. Для этого откроем новый терминал и выполним команду:</w:t>
+        <w:t>Запустите телеуправление с клавиатуры. В новом терминале запустите узел управления:</w:t>
       </w:r>
     </w:p>
     <w:p>
@@ -362,28 +478,7 @@
           <w:rFonts w:hint="default"/>
           <w:lang w:val="ru-RU"/>
         </w:rPr>
-        <w:t>Инструкция к клавишам будет в открывшемся терминале. Чтобы телеуправление работало, этот терминал должен быть активным (нажать на него) и раскладка клавиатуры должна быть английской.</w:t>
-      </w:r>
-    </w:p>
-    <w:p>
-      <w:pPr>
-        <w:numPr>
-          <w:ilvl w:val="0"/>
-          <w:numId w:val="1"/>
-        </w:numPr>
-        <w:bidi w:val="0"/>
-        <w:ind w:left="-9" w:leftChars="0" w:firstLine="9" w:firstLineChars="0"/>
-        <w:rPr>
-          <w:rFonts w:hint="default"/>
-          <w:lang w:val="ru-RU"/>
-        </w:rPr>
-      </w:pPr>
-      <w:r>
-        <w:rPr>
-          <w:rFonts w:hint="default"/>
-          <w:lang w:val="ru-RU"/>
-        </w:rPr>
-        <w:t>Покатайтесь по полигону идо тех пор, пока вся карта не станет раскрашена в белый и чёрный цвет (без тёмно-серых пятен).</w:t>
+        <w:t>Убедитесь, что окно терминала активно, а раскладка клавиатуры – английская. Следуйте инструкции на экране для движения. Более подробно про нодк телеупраления можно посмотреть в шаге [R2].</w:t>
       </w:r>
     </w:p>
     <w:p>
@@ -399,6 +494,118 @@
           <w:lang w:val="ru-RU"/>
         </w:rPr>
       </w:pPr>
+    </w:p>
+    <w:p>
+      <w:pPr>
+        <w:numPr>
+          <w:ilvl w:val="0"/>
+          <w:numId w:val="2"/>
+        </w:numPr>
+        <w:bidi w:val="0"/>
+        <w:ind w:left="-9" w:leftChars="0" w:firstLine="9" w:firstLineChars="0"/>
+        <w:rPr>
+          <w:rFonts w:hint="default"/>
+          <w:lang w:val="ru-RU"/>
+        </w:rPr>
+      </w:pPr>
+      <w:r>
+        <w:rPr>
+          <w:rFonts w:hint="default"/>
+          <w:lang w:val="ru-RU"/>
+        </w:rPr>
+        <w:t>Постройте карт.</w:t>
+      </w:r>
+    </w:p>
+    <w:p>
+      <w:pPr>
+        <w:numPr>
+          <w:ilvl w:val="0"/>
+          <w:numId w:val="3"/>
+        </w:numPr>
+        <w:bidi w:val="0"/>
+        <w:ind w:left="420" w:leftChars="0" w:hanging="420" w:firstLineChars="0"/>
+        <w:rPr>
+          <w:rFonts w:hint="default"/>
+          <w:lang w:val="ru-RU"/>
+        </w:rPr>
+      </w:pPr>
+      <w:r>
+        <w:rPr>
+          <w:rFonts w:hint="default"/>
+          <w:lang w:val="ru-RU"/>
+        </w:rPr>
+        <w:t>Медленно перемещайте робота по виртуальному полигону, стараясь охватить все зоны.</w:t>
+      </w:r>
+    </w:p>
+    <w:p>
+      <w:pPr>
+        <w:numPr>
+          <w:ilvl w:val="0"/>
+          <w:numId w:val="3"/>
+        </w:numPr>
+        <w:bidi w:val="0"/>
+        <w:ind w:left="420" w:leftChars="0" w:hanging="420" w:firstLineChars="0"/>
+        <w:rPr>
+          <w:rFonts w:hint="default"/>
+          <w:lang w:val="ru-RU"/>
+        </w:rPr>
+      </w:pPr>
+      <w:r>
+        <w:rPr>
+          <w:rFonts w:hint="default"/>
+          <w:lang w:val="ru-RU"/>
+        </w:rPr>
+        <w:t>Избегайте резких поворотов и высокой скорости – это ухудшает качество карты.</w:t>
+      </w:r>
+    </w:p>
+    <w:p>
+      <w:pPr>
+        <w:numPr>
+          <w:ilvl w:val="0"/>
+          <w:numId w:val="3"/>
+        </w:numPr>
+        <w:bidi w:val="0"/>
+        <w:ind w:left="420" w:leftChars="0" w:hanging="420" w:firstLineChars="0"/>
+        <w:rPr>
+          <w:rFonts w:hint="default"/>
+          <w:lang w:val="ru-RU"/>
+        </w:rPr>
+      </w:pPr>
+      <w:r>
+        <w:rPr>
+          <w:rFonts w:hint="default"/>
+          <w:lang w:val="ru-RU"/>
+        </w:rPr>
+        <w:t>Карта в Rviz будет постепенно заполняться. Когда она станет полностью белой и чёрной (без тёмно-серых областей) – карта готова.</w:t>
+      </w:r>
+    </w:p>
+    <w:p>
+      <w:pPr>
+        <w:numPr>
+          <w:ilvl w:val="0"/>
+          <w:numId w:val="0"/>
+        </w:numPr>
+        <w:bidi w:val="0"/>
+        <w:ind w:leftChars="0" w:firstLine="720" w:firstLineChars="0"/>
+        <w:rPr>
+          <w:rFonts w:hint="default"/>
+          <w:lang w:val="ru-RU"/>
+        </w:rPr>
+      </w:pPr>
+    </w:p>
+    <w:p>
+      <w:pPr>
+        <w:numPr>
+          <w:ilvl w:val="0"/>
+          <w:numId w:val="0"/>
+        </w:numPr>
+        <w:bidi w:val="0"/>
+        <w:ind w:leftChars="0" w:firstLine="720" w:firstLineChars="0"/>
+        <w:rPr>
+          <w:rFonts w:hint="default"/>
+          <w:lang w:val="ru-RU"/>
+        </w:rPr>
+      </w:pPr>
       <w:r>
         <w:rPr>
           <w:rFonts w:hint="default"/>
@@ -406,6 +613,20 @@
         </w:rPr>
         <w:t>На рисунке 1 изображена неполная карта (есть тёмно-серые пятна), на рисунке 2 изображена законченная карта.</w:t>
       </w:r>
+    </w:p>
+    <w:p>
+      <w:pPr>
+        <w:numPr>
+          <w:ilvl w:val="0"/>
+          <w:numId w:val="0"/>
+        </w:numPr>
+        <w:bidi w:val="0"/>
+        <w:ind w:leftChars="0" w:firstLine="720" w:firstLineChars="0"/>
+        <w:rPr>
+          <w:rFonts w:hint="default"/>
+          <w:lang w:val="ru-RU"/>
+        </w:rPr>
+      </w:pPr>
     </w:p>
     <w:p>
       <w:pPr>
@@ -652,8 +873,21 @@
     <w:p>
       <w:pPr>
         <w:numPr>
+          <w:numId w:val="0"/>
+        </w:numPr>
+        <w:bidi w:val="0"/>
+        <w:ind w:leftChars="0"/>
+        <w:rPr>
+          <w:rFonts w:hint="default"/>
+          <w:lang w:val="ru-RU"/>
+        </w:rPr>
+      </w:pPr>
+    </w:p>
+    <w:p>
+      <w:pPr>
+        <w:numPr>
           <w:ilvl w:val="0"/>
-          <w:numId w:val="1"/>
+          <w:numId w:val="2"/>
         </w:numPr>
         <w:bidi w:val="0"/>
         <w:ind w:left="-9" w:leftChars="0" w:firstLine="9" w:firstLineChars="0"/>
@@ -667,7 +901,7 @@
           <w:rFonts w:hint="default"/>
           <w:lang w:val="ru-RU"/>
         </w:rPr>
-        <w:t>Если Вы считаете, что карта закончена - выполните команду сохранения карты по некоторому пути. Для этого откройте новый терминал и выполните команду (команда пишется в одной строке, она просто большая):</w:t>
+        <w:t>Когда карта вас устраивает, откройте новый терминал и выполните команду сохранения (одной строкой):</w:t>
       </w:r>
     </w:p>
     <w:p>
@@ -718,8 +952,73 @@
     <w:p>
       <w:pPr>
         <w:numPr>
+          <w:numId w:val="0"/>
+        </w:numPr>
+        <w:bidi w:val="0"/>
+        <w:ind w:leftChars="0"/>
+        <w:rPr>
+          <w:rFonts w:hint="default"/>
+          <w:lang w:val="ru-RU"/>
+        </w:rPr>
+      </w:pPr>
+      <w:r>
+        <w:rPr>
+          <w:rFonts w:hint="default"/>
+          <w:lang w:val="ru-RU"/>
+        </w:rPr>
+        <w:t xml:space="preserve">Будут созданы файлы </w:t>
+      </w:r>
+      <w:r>
+        <w:rPr>
+          <w:rFonts w:hint="default"/>
+          <w:i/>
+          <w:iCs/>
+          <w:lang w:val="ru-RU"/>
+        </w:rPr>
+        <w:t>map.yaml</w:t>
+      </w:r>
+      <w:r>
+        <w:rPr>
+          <w:rFonts w:hint="default"/>
+          <w:lang w:val="ru-RU"/>
+        </w:rPr>
+        <w:t xml:space="preserve"> и </w:t>
+      </w:r>
+      <w:r>
+        <w:rPr>
+          <w:rFonts w:hint="default"/>
+          <w:i/>
+          <w:iCs/>
+          <w:lang w:val="ru-RU"/>
+        </w:rPr>
+        <w:t xml:space="preserve">map.pgm </w:t>
+      </w:r>
+      <w:r>
+        <w:rPr>
+          <w:rFonts w:hint="default"/>
+          <w:lang w:val="ru-RU"/>
+        </w:rPr>
+        <w:t>в папке maps.</w:t>
+      </w:r>
+    </w:p>
+    <w:p>
+      <w:pPr>
+        <w:numPr>
+          <w:numId w:val="0"/>
+        </w:numPr>
+        <w:bidi w:val="0"/>
+        <w:ind w:leftChars="0"/>
+        <w:rPr>
+          <w:rFonts w:hint="default"/>
+          <w:lang w:val="ru-RU"/>
+        </w:rPr>
+      </w:pPr>
+    </w:p>
+    <w:p>
+      <w:pPr>
+        <w:numPr>
           <w:ilvl w:val="0"/>
-          <w:numId w:val="1"/>
+          <w:numId w:val="2"/>
         </w:numPr>
         <w:bidi w:val="0"/>
         <w:ind w:left="-9" w:leftChars="0" w:firstLine="9" w:firstLineChars="0"/>
@@ -733,101 +1032,145 @@
           <w:rFonts w:hint="default"/>
           <w:lang w:val="ru-RU"/>
         </w:rPr>
-        <w:t xml:space="preserve">Для того, чтобы карта была доступна внутри </w:t>
-      </w:r>
-      <w:r>
+        <w:t>Пересоберите рабочее пространство.</w:t>
+      </w:r>
+    </w:p>
+    <w:p>
+      <w:pPr>
+        <w:numPr>
+          <w:numId w:val="0"/>
+        </w:numPr>
+        <w:bidi w:val="0"/>
+        <w:ind w:leftChars="0"/>
+        <w:rPr>
+          <w:rFonts w:hint="default"/>
+          <w:lang w:val="ru-RU"/>
+        </w:rPr>
+      </w:pPr>
+      <w:r>
+        <w:rPr>
+          <w:rFonts w:hint="default"/>
+          <w:lang w:val="ru-RU"/>
+        </w:rPr>
+        <w:t>ДЧтобы карта стала доступна для навигации, необходимо обновить пакет. Выполните в корне jetbot_ws:</w:t>
+      </w:r>
+    </w:p>
+    <w:p>
+      <w:pPr>
+        <w:pStyle w:val="20"/>
+        <w:bidi w:val="0"/>
         <w:rPr>
           <w:rFonts w:hint="default"/>
           <w:lang w:val="en-US"/>
         </w:rPr>
-        <w:t>ROS2-</w:t>
-      </w:r>
-      <w:r>
-        <w:rPr>
-          <w:rFonts w:hint="default"/>
-          <w:lang w:val="ru-RU"/>
-        </w:rPr>
-        <w:t>пакета и её можно было использовать для локализации и навигации</w:t>
-      </w:r>
+      </w:pPr>
       <w:r>
         <w:rPr>
           <w:rFonts w:hint="default"/>
           <w:lang w:val="en-US"/>
         </w:rPr>
-        <w:t xml:space="preserve">, </w:t>
-      </w:r>
-      <w:r>
-        <w:rPr>
-          <w:rFonts w:hint="default"/>
-          <w:lang w:val="ru-RU"/>
-        </w:rPr>
-        <w:t>необходимо после сохранения карты, находясь в рабочей области (папке) «</w:t>
-      </w:r>
-      <w:r>
+        <w:t>rm -r build/ log/ install/</w:t>
+      </w:r>
+    </w:p>
+    <w:p>
+      <w:pPr>
+        <w:pStyle w:val="20"/>
+        <w:bidi w:val="0"/>
         <w:rPr>
           <w:rFonts w:hint="default"/>
           <w:lang w:val="en-US"/>
         </w:rPr>
-        <w:t>jetbot_ws</w:t>
-      </w:r>
-      <w:r>
-        <w:rPr>
-          <w:rFonts w:hint="default"/>
-          <w:lang w:val="ru-RU"/>
-        </w:rPr>
-        <w:t xml:space="preserve">» выполнить </w:t>
-      </w:r>
+      </w:pPr>
       <w:r>
         <w:rPr>
           <w:rFonts w:hint="default"/>
           <w:lang w:val="en-US"/>
         </w:rPr>
-        <w:t xml:space="preserve"> </w:t>
-      </w:r>
-      <w:r>
-        <w:rPr>
-          <w:rFonts w:hint="default"/>
-          <w:lang w:val="ru-RU"/>
-        </w:rPr>
-        <w:t>следующие команды:</w:t>
-      </w:r>
-    </w:p>
-    <w:p>
-      <w:pPr>
-        <w:pStyle w:val="20"/>
-        <w:bidi w:val="0"/>
-        <w:rPr>
-          <w:rFonts w:hint="default"/>
-          <w:lang w:val="en-US"/>
-        </w:rPr>
-      </w:pPr>
-      <w:r>
-        <w:rPr>
-          <w:rFonts w:hint="default"/>
-          <w:lang w:val="en-US"/>
-        </w:rPr>
-        <w:t>rm -r build/ log/ install/</w:t>
-      </w:r>
-    </w:p>
-    <w:p>
-      <w:pPr>
-        <w:pStyle w:val="20"/>
-        <w:bidi w:val="0"/>
-        <w:rPr>
-          <w:rFonts w:hint="default"/>
-          <w:lang w:val="en-US"/>
-        </w:rPr>
-      </w:pPr>
-      <w:r>
-        <w:rPr>
-          <w:rFonts w:hint="default"/>
-          <w:lang w:val="en-US"/>
-        </w:rPr>
         <w:t>colcon build</w:t>
       </w:r>
     </w:p>
     <w:p>
       <w:pPr>
+        <w:bidi w:val="0"/>
+        <w:rPr>
+          <w:rFonts w:hint="default"/>
+          <w:lang w:val="ru-RU"/>
+        </w:rPr>
+      </w:pPr>
+      <w:bookmarkStart w:id="0" w:name="_Toc12266"/>
+    </w:p>
+    <w:p>
+      <w:pPr>
+        <w:pStyle w:val="3"/>
+        <w:bidi w:val="0"/>
+        <w:rPr>
+          <w:rFonts w:hint="default"/>
+          <w:lang w:val="ru-RU"/>
+        </w:rPr>
+      </w:pPr>
+      <w:r>
+        <w:rPr>
+          <w:rFonts w:hint="default"/>
+          <w:lang w:val="ru-RU"/>
+        </w:rPr>
+        <w:t>Что дальше?</w:t>
+      </w:r>
+    </w:p>
+    <w:p>
+      <w:pPr>
+        <w:bidi w:val="0"/>
+        <w:rPr>
+          <w:rFonts w:hint="default"/>
+          <w:lang w:val="ru-RU"/>
+        </w:rPr>
+      </w:pPr>
+      <w:r>
+        <w:rPr>
+          <w:rFonts w:hint="default"/>
+          <w:lang w:val="ru-RU"/>
+        </w:rPr>
+        <w:t>Теперь, когда у вас есть готовая карта симуляции, можно переходить к автономной навигации:</w:t>
+      </w:r>
+    </w:p>
+    <w:p>
+      <w:pPr>
+        <w:numPr>
+          <w:ilvl w:val="0"/>
+          <w:numId w:val="4"/>
+        </w:numPr>
+        <w:bidi w:val="0"/>
+        <w:ind w:left="420" w:leftChars="0" w:hanging="420" w:firstLineChars="0"/>
+        <w:rPr>
+          <w:rFonts w:hint="default"/>
+          <w:lang w:val="ru-RU"/>
+        </w:rPr>
+      </w:pPr>
+      <w:r>
+        <w:rPr>
+          <w:rFonts w:hint="default"/>
+          <w:lang w:val="ru-RU"/>
+        </w:rPr>
+        <w:t>[S3] Автономная навигация в симуляции (S3_Навигация_в_симуляции.pdf)</w:t>
+      </w:r>
+    </w:p>
+    <w:p>
+      <w:pPr>
+        <w:bidi w:val="0"/>
+        <w:rPr>
+          <w:rFonts w:hint="default"/>
+          <w:lang w:val="ru-RU"/>
+        </w:rPr>
+      </w:pPr>
+      <w:r>
+        <w:rPr>
+          <w:rFonts w:hint="default"/>
+          <w:lang w:val="ru-RU"/>
+        </w:rPr>
+        <w:t>Если вы хотите улучшить качество карты, повторите процесс картографирования, возможно, с другими настройками скорости или более тщательным объездом препятствий.</w:t>
+      </w:r>
+    </w:p>
+    <w:p>
+      <w:pPr>
         <w:pStyle w:val="2"/>
         <w:bidi w:val="0"/>
         <w:rPr>
@@ -835,7 +1178,6 @@
           <w:lang w:val="ru-RU"/>
         </w:rPr>
       </w:pPr>
-      <w:bookmarkStart w:id="0" w:name="_Toc12266"/>
       <w:r>
         <w:rPr>
           <w:rFonts w:hint="default"/>
@@ -1440,6 +1782,28 @@
 <file path=word/numbering.xml><?xml version="1.0" encoding="utf-8"?>
 <w:numbering xmlns:wpc="http://schemas.microsoft.com/office/word/2010/wordprocessingCanvas" xmlns:mc="http://schemas.openxmlformats.org/markup-compatibility/2006" xmlns:o="urn:schemas-microsoft-com:office:office" xmlns:r="http://schemas.openxmlformats.org/officeDocument/2006/relationships" xmlns:m="http://schemas.openxmlformats.org/officeDocument/2006/math" xmlns:v="urn:schemas-microsoft-com:vml" xmlns:wp14="http://schemas.microsoft.com/office/word/2010/wordprocessingDrawing" xmlns:wp="http://schemas.openxmlformats.org/drawingml/2006/wordprocessingDrawing" xmlns:w10="urn:schemas-microsoft-com:office:word" xmlns:w="http://schemas.openxmlformats.org/wordprocessingml/2006/main" xmlns:w14="http://schemas.microsoft.com/office/word/2010/wordml" xmlns:wpg="http://schemas.microsoft.com/office/word/2010/wordprocessingGroup" xmlns:wpi="http://schemas.microsoft.com/office/word/2010/wordprocessingInk" xmlns:wne="http://schemas.microsoft.com/office/word/2006/wordml" xmlns:wps="http://schemas.microsoft.com/office/word/2010/wordprocessingShape" xmlns:wpsCustomData="http://www.wps.cn/officeDocument/2013/wpsCustomData" mc:Ignorable="w14 wp14">
   <w:abstractNum w:abstractNumId="0">
+    <w:nsid w:val="9BBE3A1D"/>
+    <w:multiLevelType w:val="singleLevel"/>
+    <w:tmpl w:val="9BBE3A1D"/>
+    <w:lvl w:ilvl="0" w:tentative="0">
+      <w:start w:val="1"/>
+      <w:numFmt w:val="bullet"/>
+      <w:lvlText w:val=""/>
+      <w:lvlJc w:val="left"/>
+      <w:pPr>
+        <w:tabs>
+          <w:tab w:val="left" w:pos="420"/>
+        </w:tabs>
+        <w:ind w:left="420" w:leftChars="0" w:hanging="420" w:firstLineChars="0"/>
+      </w:pPr>
+      <w:rPr>
+        <w:rFonts w:hint="default" w:ascii="Wingdings" w:hAnsi="Wingdings"/>
+        <w:sz w:val="18"/>
+        <w:szCs w:val="18"/>
+      </w:rPr>
+    </w:lvl>
+  </w:abstractNum>
+  <w:abstractNum w:abstractNumId="1">
     <w:nsid w:val="BAC9A0DE"/>
     <w:multiLevelType w:val="singleLevel"/>
     <w:tmpl w:val="BAC9A0DE"/>
@@ -1454,8 +1818,61 @@
       </w:pPr>
     </w:lvl>
   </w:abstractNum>
+  <w:abstractNum w:abstractNumId="2">
+    <w:nsid w:val="DE1F8831"/>
+    <w:multiLevelType w:val="singleLevel"/>
+    <w:tmpl w:val="DE1F8831"/>
+    <w:lvl w:ilvl="0" w:tentative="0">
+      <w:start w:val="1"/>
+      <w:numFmt w:val="bullet"/>
+      <w:lvlText w:val=""/>
+      <w:lvlJc w:val="left"/>
+      <w:pPr>
+        <w:tabs>
+          <w:tab w:val="left" w:pos="420"/>
+        </w:tabs>
+        <w:ind w:left="420" w:leftChars="0" w:hanging="420" w:firstLineChars="0"/>
+      </w:pPr>
+      <w:rPr>
+        <w:rFonts w:hint="default" w:ascii="Wingdings" w:hAnsi="Wingdings"/>
+        <w:sz w:val="18"/>
+        <w:szCs w:val="18"/>
+      </w:rPr>
+    </w:lvl>
+  </w:abstractNum>
+  <w:abstractNum w:abstractNumId="3">
+    <w:nsid w:val="FDEF6ACF"/>
+    <w:multiLevelType w:val="singleLevel"/>
+    <w:tmpl w:val="FDEF6ACF"/>
+    <w:lvl w:ilvl="0" w:tentative="0">
+      <w:start w:val="1"/>
+      <w:numFmt w:val="bullet"/>
+      <w:lvlText w:val=""/>
+      <w:lvlJc w:val="left"/>
+      <w:pPr>
+        <w:tabs>
+          <w:tab w:val="left" w:pos="420"/>
+        </w:tabs>
+        <w:ind w:left="420" w:leftChars="0" w:hanging="420" w:firstLineChars="0"/>
+      </w:pPr>
+      <w:rPr>
+        <w:rFonts w:hint="default" w:ascii="Wingdings" w:hAnsi="Wingdings"/>
+        <w:sz w:val="18"/>
+        <w:szCs w:val="18"/>
+      </w:rPr>
+    </w:lvl>
+  </w:abstractNum>
   <w:num w:numId="1">
+    <w:abstractNumId w:val="2"/>
+  </w:num>
+  <w:num w:numId="2">
+    <w:abstractNumId w:val="1"/>
+  </w:num>
+  <w:num w:numId="3">
     <w:abstractNumId w:val="0"/>
+  </w:num>
+  <w:num w:numId="4">
+    <w:abstractNumId w:val="3"/>
   </w:num>
 </w:numbering>
 </file>
